--- a/黄思耿第一周学习报告.docx
+++ b/黄思耿第一周学习报告.docx
@@ -11,239 +11,21 @@
       </w:pPr>
       <w:r>
         <w:rPr>
-          <w:rFonts w:hint="eastAsia"/>
-        </w:rPr>
-        <w:t>第一周学习报告</w:t>
-      </w:r>
-    </w:p>
-    <w:p>
-      <w:pPr>
-        <w:rPr>
-          <w:rFonts w:hint="eastAsia"/>
-        </w:rPr>
-      </w:pPr>
-      <w:r>
-        <w:rPr>
-          <w:rFonts w:hint="eastAsia"/>
-        </w:rPr>
-        <w:t>一、学习概述</w:t>
-      </w:r>
-    </w:p>
-    <w:p>
-      <w:pPr>
-        <w:pStyle w:val="a9"/>
-        <w:ind w:left="0" w:firstLineChars="200" w:firstLine="440"/>
-        <w:rPr>
-          <w:rFonts w:hint="eastAsia"/>
-        </w:rPr>
-      </w:pPr>
-      <w:r>
-        <w:rPr>
-          <w:rFonts w:hint="eastAsia"/>
-        </w:rPr>
-        <w:t>作为刚接触嵌入式相关内容不到一周的大</w:t>
-      </w:r>
-      <w:proofErr w:type="gramStart"/>
-      <w:r>
-        <w:rPr>
-          <w:rFonts w:hint="eastAsia"/>
-        </w:rPr>
-        <w:t>一</w:t>
-      </w:r>
-      <w:proofErr w:type="gramEnd"/>
-      <w:r>
-        <w:rPr>
-          <w:rFonts w:hint="eastAsia"/>
-        </w:rPr>
-        <w:t>学生，本次我围绕STM32单片机进行了基础实操学习，主要目标是完成简单的程序编写与硬件调试，成功实现开发板上DS0指示灯的闪烁效果，初步了解嵌入式开发的基本流程。</w:t>
-      </w:r>
-    </w:p>
-    <w:p>
-      <w:pPr>
-        <w:rPr>
-          <w:rFonts w:hint="eastAsia"/>
-        </w:rPr>
-      </w:pPr>
-      <w:r>
-        <w:rPr>
-          <w:rFonts w:hint="eastAsia"/>
-        </w:rPr>
-        <w:t>二、学习主要内容</w:t>
-      </w:r>
-    </w:p>
-    <w:p>
-      <w:pPr>
-        <w:ind w:firstLineChars="200" w:firstLine="440"/>
-        <w:rPr>
-          <w:rFonts w:hint="eastAsia"/>
-        </w:rPr>
-      </w:pPr>
-      <w:r>
-        <w:rPr>
-          <w:rFonts w:hint="eastAsia"/>
-        </w:rPr>
-        <w:t xml:space="preserve">在本次学习中，我学习了基础的单片机控制代码编写，了解了如何将编写好的代码编译生成.hex文件，同时尝试使用串口工具将程序烧录到单片机开发板中，并通过观察硬件状态判断程序是否正常运行，完成了一次完整的入门级实操。 </w:t>
-      </w:r>
-    </w:p>
-    <w:p>
-      <w:pPr>
-        <w:rPr>
-          <w:rFonts w:hint="eastAsia"/>
-        </w:rPr>
-      </w:pPr>
-      <w:r>
-        <w:rPr>
-          <w:rFonts w:hint="eastAsia"/>
-        </w:rPr>
-        <w:t xml:space="preserve">三、学习过程与成果 </w:t>
-      </w:r>
-    </w:p>
-    <w:p>
-      <w:pPr>
-        <w:ind w:firstLineChars="200" w:firstLine="440"/>
-        <w:rPr>
-          <w:rFonts w:hint="eastAsia"/>
-        </w:rPr>
-      </w:pPr>
-      <w:r>
-        <w:rPr>
-          <w:rFonts w:hint="eastAsia"/>
-        </w:rPr>
-        <w:t>学习过程中，我从</w:t>
-      </w:r>
-      <w:proofErr w:type="gramStart"/>
-      <w:r>
-        <w:rPr>
-          <w:rFonts w:hint="eastAsia"/>
-        </w:rPr>
-        <w:t>最</w:t>
-      </w:r>
-      <w:proofErr w:type="gramEnd"/>
-      <w:r>
-        <w:rPr>
-          <w:rFonts w:hint="eastAsia"/>
-        </w:rPr>
-        <w:t>基础的代码开始学习，逐步完成代码编写与文件生成。在烧录程序时遇到了一些困难，经过不断尝试和调整，最终成功将程序烧</w:t>
-      </w:r>
-      <w:proofErr w:type="gramStart"/>
-      <w:r>
-        <w:rPr>
-          <w:rFonts w:hint="eastAsia"/>
-        </w:rPr>
-        <w:t>录至开发板</w:t>
-      </w:r>
-      <w:proofErr w:type="gramEnd"/>
-      <w:r>
-        <w:rPr>
-          <w:rFonts w:hint="eastAsia"/>
-        </w:rPr>
-        <w:t xml:space="preserve">。 </w:t>
-      </w:r>
-    </w:p>
-    <w:p>
-      <w:pPr>
-        <w:ind w:firstLineChars="200" w:firstLine="440"/>
-        <w:rPr>
-          <w:rFonts w:hint="eastAsia"/>
-        </w:rPr>
-      </w:pPr>
-      <w:r>
-        <w:rPr>
-          <w:rFonts w:hint="eastAsia"/>
-        </w:rPr>
-        <w:t>上</w:t>
-      </w:r>
-      <w:proofErr w:type="gramStart"/>
-      <w:r>
-        <w:rPr>
-          <w:rFonts w:hint="eastAsia"/>
-        </w:rPr>
-        <w:t>电运行</w:t>
-      </w:r>
-      <w:proofErr w:type="gramEnd"/>
-      <w:r>
-        <w:rPr>
-          <w:rFonts w:hint="eastAsia"/>
-        </w:rPr>
-        <w:t xml:space="preserve">后，DS0指示灯能够正常闪烁，说明程序可以在单片机上稳定运行，这也是我本次学习取得的主要成果，对嵌入式开发有了直观的认识。 </w:t>
-      </w:r>
-    </w:p>
-    <w:p>
-      <w:pPr>
-        <w:rPr>
-          <w:rFonts w:hint="eastAsia"/>
-        </w:rPr>
-      </w:pPr>
-      <w:r>
-        <w:rPr>
-          <w:rFonts w:hint="eastAsia"/>
-        </w:rPr>
-        <w:t xml:space="preserve">四、遇到的问题与解决方法 </w:t>
-      </w:r>
-    </w:p>
-    <w:p>
-      <w:pPr>
-        <w:ind w:firstLineChars="200" w:firstLine="440"/>
-      </w:pPr>
-      <w:r>
-        <w:rPr>
-          <w:rFonts w:hint="eastAsia"/>
-        </w:rPr>
-        <w:t>学习过程中遇到的主要问题是串口烧录超时，程序无法正常传输到开发板。面对这个问题，我检查了串口连接情况，调整了</w:t>
-      </w:r>
-      <w:r>
-        <w:rPr>
-          <w:rFonts w:hint="eastAsia"/>
-        </w:rPr>
-        <w:t>波特率</w:t>
-      </w:r>
-      <w:r>
-        <w:rPr>
-          <w:rFonts w:hint="eastAsia"/>
-        </w:rPr>
-        <w:t>，</w:t>
-      </w:r>
-      <w:r>
-        <w:rPr>
-          <w:rFonts w:hint="eastAsia"/>
-        </w:rPr>
-        <w:t>通过使用串口调试助手排除数据线无法传输数据的</w:t>
-      </w:r>
-      <w:r>
-        <w:rPr>
-          <w:rFonts w:hint="eastAsia"/>
-        </w:rPr>
-        <w:t>可能性，</w:t>
-      </w:r>
-      <w:r>
-        <w:rPr>
-          <w:rFonts w:hint="eastAsia"/>
-        </w:rPr>
-        <w:t>并对开发板进行复位操作，</w:t>
-      </w:r>
-      <w:r>
-        <w:rPr>
-          <w:rFonts w:hint="eastAsia"/>
-        </w:rPr>
-        <w:t xml:space="preserve">最终顺利完成烧录，也积累了简单的问题排查经验。 </w:t>
-      </w:r>
-    </w:p>
-    <w:p>
-      <w:pPr>
-        <w:ind w:firstLineChars="200" w:firstLine="440"/>
-        <w:rPr>
-          <w:rFonts w:hint="eastAsia"/>
-        </w:rPr>
-      </w:pPr>
-      <w:r>
-        <w:rPr>
           <w:noProof/>
         </w:rPr>
         <w:drawing>
-          <wp:inline distT="0" distB="0" distL="0" distR="0" wp14:anchorId="0C5A4C92" wp14:editId="7D55CDA0">
-            <wp:extent cx="2340000" cy="1755154"/>
-            <wp:effectExtent l="0" t="0" r="3175" b="0"/>
-            <wp:docPr id="2061578273" name="图片 4"/>
+          <wp:anchor distT="0" distB="0" distL="114300" distR="114300" simplePos="0" relativeHeight="251658240" behindDoc="0" locked="0" layoutInCell="1" allowOverlap="1" wp14:anchorId="190937A2" wp14:editId="79493F7B">
+            <wp:simplePos x="0" y="0"/>
+            <wp:positionH relativeFrom="column">
+              <wp:posOffset>4085590</wp:posOffset>
+            </wp:positionH>
+            <wp:positionV relativeFrom="paragraph">
+              <wp:posOffset>146685</wp:posOffset>
+            </wp:positionV>
+            <wp:extent cx="539750" cy="784860"/>
+            <wp:effectExtent l="0" t="0" r="0" b="0"/>
+            <wp:wrapSquare wrapText="bothSides"/>
+            <wp:docPr id="1642448681" name="图片 1"/>
             <wp:cNvGraphicFramePr>
               <a:graphicFrameLocks xmlns:a="http://schemas.openxmlformats.org/drawingml/2006/main" noChangeAspect="1"/>
             </wp:cNvGraphicFramePr>
@@ -251,7 +33,7 @@
               <a:graphicData uri="http://schemas.openxmlformats.org/drawingml/2006/picture">
                 <pic:pic xmlns:pic="http://schemas.openxmlformats.org/drawingml/2006/picture">
                   <pic:nvPicPr>
-                    <pic:cNvPr id="0" name="Picture 4"/>
+                    <pic:cNvPr id="0" name="Picture 1"/>
                     <pic:cNvPicPr>
                       <a:picLocks noChangeAspect="1" noChangeArrowheads="1"/>
                     </pic:cNvPicPr>
@@ -272,7 +54,7 @@
                   <pic:spPr bwMode="auto">
                     <a:xfrm>
                       <a:off x="0" y="0"/>
-                      <a:ext cx="2340000" cy="1755154"/>
+                      <a:ext cx="539750" cy="784860"/>
                     </a:xfrm>
                     <a:prstGeom prst="rect">
                       <a:avLst/>
@@ -285,25 +67,267 @@
                 </pic:pic>
               </a:graphicData>
             </a:graphic>
-          </wp:inline>
+          </wp:anchor>
         </w:drawing>
       </w:r>
       <w:r>
         <w:rPr>
           <w:rFonts w:hint="eastAsia"/>
+        </w:rPr>
+        <w:t xml:space="preserve">         </w:t>
+      </w:r>
+      <w:r>
+        <w:rPr>
+          <w:rFonts w:hint="eastAsia"/>
+        </w:rPr>
+        <w:t>第一周学习报告</w:t>
+      </w:r>
+    </w:p>
+    <w:p/>
+    <w:p/>
+    <w:p>
+      <w:pPr>
+        <w:rPr>
+          <w:rFonts w:hint="eastAsia"/>
+        </w:rPr>
+      </w:pPr>
+      <w:r>
+        <w:rPr>
+          <w:rFonts w:hint="eastAsia"/>
+        </w:rPr>
+        <w:t xml:space="preserve">                                                           黄思耿</w:t>
+      </w:r>
+    </w:p>
+    <w:p>
+      <w:pPr>
+        <w:pStyle w:val="a9"/>
+        <w:numPr>
+          <w:ilvl w:val="0"/>
+          <w:numId w:val="3"/>
+        </w:numPr>
+        <w:rPr>
+          <w:rFonts w:hint="eastAsia"/>
+        </w:rPr>
+      </w:pPr>
+      <w:r>
+        <w:rPr>
+          <w:rFonts w:hint="eastAsia"/>
+        </w:rPr>
+        <w:t>学习概述</w:t>
+      </w:r>
+    </w:p>
+    <w:p>
+      <w:pPr>
+        <w:pStyle w:val="a9"/>
+        <w:ind w:left="0" w:firstLineChars="200" w:firstLine="440"/>
+        <w:rPr>
+          <w:rFonts w:hint="eastAsia"/>
+        </w:rPr>
+      </w:pPr>
+      <w:r>
+        <w:rPr>
+          <w:rFonts w:hint="eastAsia"/>
+        </w:rPr>
+        <w:t>作为刚接触嵌入式相关内容不到一周的大</w:t>
+      </w:r>
+      <w:proofErr w:type="gramStart"/>
+      <w:r>
+        <w:rPr>
+          <w:rFonts w:hint="eastAsia"/>
+        </w:rPr>
+        <w:t>一</w:t>
+      </w:r>
+      <w:proofErr w:type="gramEnd"/>
+      <w:r>
+        <w:rPr>
+          <w:rFonts w:hint="eastAsia"/>
+        </w:rPr>
+        <w:t>学生，本次我围绕STM32单片机进行了基础实操学习，主要目标是完成简单的程序编写与硬件调试，成功实现开发板上DS0指示灯的闪烁效果，初步了解嵌入式开发的基本流程。</w:t>
+      </w:r>
+    </w:p>
+    <w:p>
+      <w:pPr>
+        <w:rPr>
+          <w:rFonts w:hint="eastAsia"/>
+        </w:rPr>
+      </w:pPr>
+      <w:r>
+        <w:rPr>
+          <w:rFonts w:hint="eastAsia"/>
+        </w:rPr>
+        <w:t>二、学习主要内容</w:t>
+      </w:r>
+    </w:p>
+    <w:p>
+      <w:pPr>
+        <w:ind w:firstLineChars="200" w:firstLine="440"/>
+        <w:rPr>
+          <w:rFonts w:hint="eastAsia"/>
+        </w:rPr>
+      </w:pPr>
+      <w:r>
+        <w:rPr>
+          <w:rFonts w:hint="eastAsia"/>
+        </w:rPr>
+        <w:t xml:space="preserve">在本次学习中，我学习了基础的单片机控制代码编写，了解了如何将编写好的代码编译生成.hex文件，同时尝试使用串口工具将程序烧录到单片机开发板中，并通过观察硬件状态判断程序是否正常运行，完成了一次完整的入门级实操。 </w:t>
+      </w:r>
+    </w:p>
+    <w:p>
+      <w:pPr>
+        <w:rPr>
+          <w:rFonts w:hint="eastAsia"/>
+        </w:rPr>
+      </w:pPr>
+      <w:r>
+        <w:rPr>
+          <w:rFonts w:hint="eastAsia"/>
+        </w:rPr>
+        <w:t xml:space="preserve">三、学习过程与成果 </w:t>
+      </w:r>
+    </w:p>
+    <w:p>
+      <w:pPr>
+        <w:ind w:firstLineChars="200" w:firstLine="440"/>
+        <w:rPr>
+          <w:rFonts w:hint="eastAsia"/>
+        </w:rPr>
+      </w:pPr>
+      <w:r>
+        <w:rPr>
+          <w:rFonts w:hint="eastAsia"/>
+        </w:rPr>
+        <w:t>学习过程中，我从</w:t>
+      </w:r>
+      <w:proofErr w:type="gramStart"/>
+      <w:r>
+        <w:rPr>
+          <w:rFonts w:hint="eastAsia"/>
+        </w:rPr>
+        <w:t>最</w:t>
+      </w:r>
+      <w:proofErr w:type="gramEnd"/>
+      <w:r>
+        <w:rPr>
+          <w:rFonts w:hint="eastAsia"/>
+        </w:rPr>
+        <w:t>基础的代码开始学习，逐步完成代码编写与文件生成。在烧录程序时遇到了一些困难，经过不断尝试和调整，最终成功将程序烧</w:t>
+      </w:r>
+      <w:proofErr w:type="gramStart"/>
+      <w:r>
+        <w:rPr>
+          <w:rFonts w:hint="eastAsia"/>
+        </w:rPr>
+        <w:t>录至开发板</w:t>
+      </w:r>
+      <w:proofErr w:type="gramEnd"/>
+      <w:r>
+        <w:rPr>
+          <w:rFonts w:hint="eastAsia"/>
+        </w:rPr>
+        <w:t xml:space="preserve">。 </w:t>
+      </w:r>
+    </w:p>
+    <w:p>
+      <w:pPr>
+        <w:ind w:firstLineChars="200" w:firstLine="440"/>
+        <w:rPr>
+          <w:rFonts w:hint="eastAsia"/>
+        </w:rPr>
+      </w:pPr>
+      <w:r>
+        <w:rPr>
+          <w:rFonts w:hint="eastAsia"/>
+        </w:rPr>
+        <w:t>上</w:t>
+      </w:r>
+      <w:proofErr w:type="gramStart"/>
+      <w:r>
+        <w:rPr>
+          <w:rFonts w:hint="eastAsia"/>
+        </w:rPr>
+        <w:t>电运行</w:t>
+      </w:r>
+      <w:proofErr w:type="gramEnd"/>
+      <w:r>
+        <w:rPr>
+          <w:rFonts w:hint="eastAsia"/>
+        </w:rPr>
+        <w:t xml:space="preserve">后，DS0指示灯能够正常闪烁，说明程序可以在单片机上稳定运行，这也是我本次学习取得的主要成果，对嵌入式开发有了直观的认识。 </w:t>
+      </w:r>
+    </w:p>
+    <w:p>
+      <w:pPr>
+        <w:rPr>
+          <w:rFonts w:hint="eastAsia"/>
+        </w:rPr>
+      </w:pPr>
+      <w:r>
+        <w:rPr>
+          <w:rFonts w:hint="eastAsia"/>
+        </w:rPr>
+        <w:t xml:space="preserve">四、遇到的问题与解决方法 </w:t>
+      </w:r>
+    </w:p>
+    <w:p>
+      <w:pPr>
+        <w:ind w:firstLineChars="200" w:firstLine="440"/>
+        <w:rPr>
+          <w:rFonts w:hint="eastAsia"/>
+        </w:rPr>
+      </w:pPr>
+      <w:r>
+        <w:rPr>
+          <w:rFonts w:hint="eastAsia"/>
+        </w:rPr>
+        <w:t>学习过程中遇到的主要问题是串口烧录超时，程序无法正常传输到开发板。面对这个问题，我检查了串口连接情况，调整了</w:t>
+      </w:r>
+      <w:r>
+        <w:rPr>
+          <w:rFonts w:hint="eastAsia"/>
+        </w:rPr>
+        <w:t>波特率</w:t>
+      </w:r>
+      <w:r>
+        <w:rPr>
+          <w:rFonts w:hint="eastAsia"/>
+        </w:rPr>
+        <w:t>，</w:t>
+      </w:r>
+      <w:r>
+        <w:rPr>
+          <w:rFonts w:hint="eastAsia"/>
+        </w:rPr>
+        <w:t>通过使用串口调试助手排除数据线无法传输数据的</w:t>
+      </w:r>
+      <w:r>
+        <w:rPr>
+          <w:rFonts w:hint="eastAsia"/>
+        </w:rPr>
+        <w:t>可能性，并对开发板进行复位操作，</w:t>
+      </w:r>
+      <w:r>
+        <w:rPr>
+          <w:rFonts w:hint="eastAsia"/>
+        </w:rPr>
+        <w:t xml:space="preserve">最终顺利完成烧录，也积累了简单的问题排查经验。 </w:t>
+      </w:r>
+    </w:p>
+    <w:p>
+      <w:pPr>
+        <w:ind w:firstLineChars="200" w:firstLine="440"/>
+        <w:rPr>
+          <w:rFonts w:hint="eastAsia"/>
+        </w:rPr>
+      </w:pPr>
+      <w:r>
+        <w:rPr>
           <w:noProof/>
         </w:rPr>
-        <w:t xml:space="preserve">   </w:t>
-      </w:r>
-      <w:r>
-        <w:rPr>
-          <w:noProof/>
-        </w:rPr>
         <w:drawing>
-          <wp:inline distT="0" distB="0" distL="0" distR="0" wp14:anchorId="22F3C013" wp14:editId="4A1AB31A">
+          <wp:inline distT="0" distB="0" distL="0" distR="0" wp14:anchorId="0C5A4C92" wp14:editId="7D55CDA0">
             <wp:extent cx="2340000" cy="1755154"/>
             <wp:effectExtent l="0" t="0" r="3175" b="0"/>
-            <wp:docPr id="153372686" name="图片 5"/>
+            <wp:docPr id="2061578273" name="图片 4"/>
             <wp:cNvGraphicFramePr>
               <a:graphicFrameLocks xmlns:a="http://schemas.openxmlformats.org/drawingml/2006/main" noChangeAspect="1"/>
             </wp:cNvGraphicFramePr>
@@ -311,7 +335,7 @@
               <a:graphicData uri="http://schemas.openxmlformats.org/drawingml/2006/picture">
                 <pic:pic xmlns:pic="http://schemas.openxmlformats.org/drawingml/2006/picture">
                   <pic:nvPicPr>
-                    <pic:cNvPr id="0" name="Picture 5"/>
+                    <pic:cNvPr id="0" name="Picture 4"/>
                     <pic:cNvPicPr>
                       <a:picLocks noChangeAspect="1" noChangeArrowheads="1"/>
                     </pic:cNvPicPr>
@@ -348,24 +372,22 @@
           </wp:inline>
         </w:drawing>
       </w:r>
-    </w:p>
-    <w:p>
-      <w:pPr>
-        <w:ind w:firstLineChars="200" w:firstLine="440"/>
-        <w:rPr>
-          <w:rFonts w:hint="eastAsia"/>
-        </w:rPr>
-      </w:pPr>
-      <w:r>
-        <w:rPr>
+      <w:r>
+        <w:rPr>
+          <w:rFonts w:hint="eastAsia"/>
           <w:noProof/>
         </w:rPr>
-        <w:lastRenderedPageBreak/>
+        <w:t xml:space="preserve">   </w:t>
+      </w:r>
+      <w:r>
+        <w:rPr>
+          <w:noProof/>
+        </w:rPr>
         <w:drawing>
-          <wp:inline distT="0" distB="0" distL="0" distR="0" wp14:anchorId="3029CAA9" wp14:editId="4D6643AA">
+          <wp:inline distT="0" distB="0" distL="0" distR="0" wp14:anchorId="22F3C013" wp14:editId="4A1AB31A">
             <wp:extent cx="2340000" cy="1755154"/>
             <wp:effectExtent l="0" t="0" r="3175" b="0"/>
-            <wp:docPr id="1360034122" name="图片 6"/>
+            <wp:docPr id="153372686" name="图片 5"/>
             <wp:cNvGraphicFramePr>
               <a:graphicFrameLocks xmlns:a="http://schemas.openxmlformats.org/drawingml/2006/main" noChangeAspect="1"/>
             </wp:cNvGraphicFramePr>
@@ -373,7 +395,7 @@
               <a:graphicData uri="http://schemas.openxmlformats.org/drawingml/2006/picture">
                 <pic:pic xmlns:pic="http://schemas.openxmlformats.org/drawingml/2006/picture">
                   <pic:nvPicPr>
-                    <pic:cNvPr id="0" name="Picture 6"/>
+                    <pic:cNvPr id="0" name="Picture 5"/>
                     <pic:cNvPicPr>
                       <a:picLocks noChangeAspect="1" noChangeArrowheads="1"/>
                     </pic:cNvPicPr>
@@ -410,6 +432,68 @@
           </wp:inline>
         </w:drawing>
       </w:r>
+    </w:p>
+    <w:p>
+      <w:pPr>
+        <w:ind w:firstLineChars="200" w:firstLine="440"/>
+        <w:rPr>
+          <w:rFonts w:hint="eastAsia"/>
+        </w:rPr>
+      </w:pPr>
+      <w:r>
+        <w:rPr>
+          <w:noProof/>
+        </w:rPr>
+        <w:lastRenderedPageBreak/>
+        <w:drawing>
+          <wp:inline distT="0" distB="0" distL="0" distR="0" wp14:anchorId="3029CAA9" wp14:editId="4D6643AA">
+            <wp:extent cx="2340000" cy="1755154"/>
+            <wp:effectExtent l="0" t="0" r="3175" b="0"/>
+            <wp:docPr id="1360034122" name="图片 6"/>
+            <wp:cNvGraphicFramePr>
+              <a:graphicFrameLocks xmlns:a="http://schemas.openxmlformats.org/drawingml/2006/main" noChangeAspect="1"/>
+            </wp:cNvGraphicFramePr>
+            <a:graphic xmlns:a="http://schemas.openxmlformats.org/drawingml/2006/main">
+              <a:graphicData uri="http://schemas.openxmlformats.org/drawingml/2006/picture">
+                <pic:pic xmlns:pic="http://schemas.openxmlformats.org/drawingml/2006/picture">
+                  <pic:nvPicPr>
+                    <pic:cNvPr id="0" name="Picture 6"/>
+                    <pic:cNvPicPr>
+                      <a:picLocks noChangeAspect="1" noChangeArrowheads="1"/>
+                    </pic:cNvPicPr>
+                  </pic:nvPicPr>
+                  <pic:blipFill>
+                    <a:blip r:embed="rId8" cstate="print">
+                      <a:extLst>
+                        <a:ext uri="{28A0092B-C50C-407E-A947-70E740481C1C}">
+                          <a14:useLocalDpi xmlns:a14="http://schemas.microsoft.com/office/drawing/2010/main" val="0"/>
+                        </a:ext>
+                      </a:extLst>
+                    </a:blip>
+                    <a:srcRect/>
+                    <a:stretch>
+                      <a:fillRect/>
+                    </a:stretch>
+                  </pic:blipFill>
+                  <pic:spPr bwMode="auto">
+                    <a:xfrm>
+                      <a:off x="0" y="0"/>
+                      <a:ext cx="2340000" cy="1755154"/>
+                    </a:xfrm>
+                    <a:prstGeom prst="rect">
+                      <a:avLst/>
+                    </a:prstGeom>
+                    <a:noFill/>
+                    <a:ln>
+                      <a:noFill/>
+                    </a:ln>
+                  </pic:spPr>
+                </pic:pic>
+              </a:graphicData>
+            </a:graphic>
+          </wp:inline>
+        </w:drawing>
+      </w:r>
       <w:r>
         <w:rPr>
           <w:rFonts w:hint="eastAsia"/>
@@ -438,7 +522,7 @@
                     </pic:cNvPicPr>
                   </pic:nvPicPr>
                   <pic:blipFill>
-                    <a:blip r:embed="rId8" cstate="print">
+                    <a:blip r:embed="rId9" cstate="print">
                       <a:extLst>
                         <a:ext uri="{28A0092B-C50C-407E-A947-70E740481C1C}">
                           <a14:useLocalDpi xmlns:a14="http://schemas.microsoft.com/office/drawing/2010/main" val="0"/>
@@ -514,6 +598,9 @@
     <w:p>
       <w:pPr>
         <w:ind w:firstLineChars="200" w:firstLine="440"/>
+        <w:rPr>
+          <w:rFonts w:hint="eastAsia"/>
+        </w:rPr>
       </w:pPr>
       <w:r>
         <w:rPr>
@@ -581,7 +668,7 @@
                     </pic:cNvPicPr>
                   </pic:nvPicPr>
                   <pic:blipFill>
-                    <a:blip r:embed="rId9" cstate="print">
+                    <a:blip r:embed="rId10" cstate="print">
                       <a:extLst>
                         <a:ext uri="{28A0092B-C50C-407E-A947-70E740481C1C}">
                           <a14:useLocalDpi xmlns:a14="http://schemas.microsoft.com/office/drawing/2010/main" val="0"/>
@@ -636,7 +723,7 @@
                     </pic:cNvPicPr>
                   </pic:nvPicPr>
                   <pic:blipFill>
-                    <a:blip r:embed="rId10" cstate="print">
+                    <a:blip r:embed="rId11" cstate="print">
                       <a:extLst>
                         <a:ext uri="{28A0092B-C50C-407E-A947-70E740481C1C}">
                           <a14:useLocalDpi xmlns:a14="http://schemas.microsoft.com/office/drawing/2010/main" val="0"/>
@@ -690,7 +777,7 @@
                     </pic:cNvPicPr>
                   </pic:nvPicPr>
                   <pic:blipFill>
-                    <a:blip r:embed="rId11" cstate="print">
+                    <a:blip r:embed="rId12" cstate="print">
                       <a:extLst>
                         <a:ext uri="{28A0092B-C50C-407E-A947-70E740481C1C}">
                           <a14:useLocalDpi xmlns:a14="http://schemas.microsoft.com/office/drawing/2010/main" val="0"/>
@@ -765,6 +852,9 @@
     <w:p>
       <w:pPr>
         <w:ind w:firstLineChars="200" w:firstLine="440"/>
+        <w:rPr>
+          <w:rFonts w:hint="eastAsia"/>
+        </w:rPr>
       </w:pPr>
       <w:r>
         <w:rPr>
@@ -784,6 +874,7 @@
       <w:pPr>
         <w:ind w:firstLineChars="200" w:firstLine="440"/>
         <w:rPr>
+          <w:rFonts w:hint="eastAsia"/>
           <w:noProof/>
         </w:rPr>
       </w:pPr>
@@ -817,7 +908,7 @@
                     </pic:cNvPicPr>
                   </pic:nvPicPr>
                   <pic:blipFill>
-                    <a:blip r:embed="rId12" cstate="print">
+                    <a:blip r:embed="rId13" cstate="print">
                       <a:extLst>
                         <a:ext uri="{28A0092B-C50C-407E-A947-70E740481C1C}">
                           <a14:useLocalDpi xmlns:a14="http://schemas.microsoft.com/office/drawing/2010/main" val="0"/>
@@ -878,7 +969,7 @@
                     </pic:cNvPicPr>
                   </pic:nvPicPr>
                   <pic:blipFill>
-                    <a:blip r:embed="rId13" cstate="print">
+                    <a:blip r:embed="rId14" cstate="print">
                       <a:extLst>
                         <a:ext uri="{28A0092B-C50C-407E-A947-70E740481C1C}">
                           <a14:useLocalDpi xmlns:a14="http://schemas.microsoft.com/office/drawing/2010/main" val="0"/>
@@ -937,7 +1028,7 @@
                     </pic:cNvPicPr>
                   </pic:nvPicPr>
                   <pic:blipFill>
-                    <a:blip r:embed="rId14" cstate="print">
+                    <a:blip r:embed="rId15" cstate="print">
                       <a:extLst>
                         <a:ext uri="{28A0092B-C50C-407E-A947-70E740481C1C}">
                           <a14:useLocalDpi xmlns:a14="http://schemas.microsoft.com/office/drawing/2010/main" val="0"/>
@@ -970,6 +1061,11 @@
       </w:r>
     </w:p>
     <w:p>
+      <w:pPr>
+        <w:rPr>
+          <w:rFonts w:hint="eastAsia"/>
+        </w:rPr>
+      </w:pPr>
       <w:r>
         <w:rPr>
           <w:rFonts w:hint="eastAsia"/>
@@ -1081,7 +1177,7 @@
                     </pic:cNvPicPr>
                   </pic:nvPicPr>
                   <pic:blipFill>
-                    <a:blip r:embed="rId15" cstate="print">
+                    <a:blip r:embed="rId16" cstate="print">
                       <a:extLst>
                         <a:ext uri="{28A0092B-C50C-407E-A947-70E740481C1C}">
                           <a14:useLocalDpi xmlns:a14="http://schemas.microsoft.com/office/drawing/2010/main" val="0"/>
@@ -1135,7 +1231,7 @@
                     </pic:cNvPicPr>
                   </pic:nvPicPr>
                   <pic:blipFill>
-                    <a:blip r:embed="rId16" cstate="print">
+                    <a:blip r:embed="rId17" cstate="print">
                       <a:extLst>
                         <a:ext uri="{28A0092B-C50C-407E-A947-70E740481C1C}">
                           <a14:useLocalDpi xmlns:a14="http://schemas.microsoft.com/office/drawing/2010/main" val="0"/>
@@ -1180,16 +1276,16 @@
 <file path=word/numbering.xml><?xml version="1.0" encoding="utf-8"?>
 <w:numbering xmlns:wpc="http://schemas.microsoft.com/office/word/2010/wordprocessingCanvas" xmlns:cx="http://schemas.microsoft.com/office/drawing/2014/chartex" xmlns:cx1="http://schemas.microsoft.com/office/drawing/2015/9/8/chartex" xmlns:cx2="http://schemas.microsoft.com/office/drawing/2015/10/21/chartex" xmlns:cx3="http://schemas.microsoft.com/office/drawing/2016/5/9/chartex" xmlns:cx4="http://schemas.microsoft.com/office/drawing/2016/5/10/chartex" xmlns:cx5="http://schemas.microsoft.com/office/drawing/2016/5/11/chartex" xmlns:cx6="http://schemas.microsoft.com/office/drawing/2016/5/12/chartex" xmlns:cx7="http://schemas.microsoft.com/office/drawing/2016/5/13/chartex" xmlns:cx8="http://schemas.microsoft.com/office/drawing/2016/5/14/chartex" xmlns:mc="http://schemas.openxmlformats.org/markup-compatibility/2006" xmlns:aink="http://schemas.microsoft.com/office/drawing/2016/ink" xmlns:am3d="http://schemas.microsoft.com/office/drawing/2017/model3d" xmlns:o="urn:schemas-microsoft-com:office:office" xmlns:oel="http://schemas.microsoft.com/office/2019/extlst" xmlns:r="http://schemas.openxmlformats.org/officeDocument/2006/relationships" xmlns:m="http://schemas.openxmlformats.org/officeDocument/2006/math" xmlns:v="urn:schemas-microsoft-com:vml" xmlns:wp14="http://schemas.microsoft.com/office/word/2010/wordprocessingDrawing" xmlns:wp="http://schemas.openxmlformats.org/drawingml/2006/wordprocessingDrawing" xmlns:w10="urn:schemas-microsoft-com:office:word" xmlns:w="http://schemas.openxmlformats.org/wordprocessingml/2006/main" xmlns:w14="http://schemas.microsoft.com/office/word/2010/wordml" xmlns:w15="http://schemas.microsoft.com/office/word/2012/wordml" xmlns:w16cex="http://schemas.microsoft.com/office/word/2018/wordml/cex" xmlns:w16cid="http://schemas.microsoft.com/office/word/2016/wordml/cid" xmlns:w16="http://schemas.microsoft.com/office/word/2018/wordml" xmlns:w16du="http://schemas.microsoft.com/office/word/2023/wordml/word16du" xmlns:w16sdtdh="http://schemas.microsoft.com/office/word/2020/wordml/sdtdatahash" xmlns:w16sdtfl="http://schemas.microsoft.com/office/word/2024/wordml/sdtformatlock" xmlns:w16se="http://schemas.microsoft.com/office/word/2015/wordml/symex" xmlns:wpg="http://schemas.microsoft.com/office/word/2010/wordprocessingGroup" xmlns:wpi="http://schemas.microsoft.com/office/word/2010/wordprocessingInk" xmlns:wne="http://schemas.microsoft.com/office/word/2006/wordml" xmlns:wps="http://schemas.microsoft.com/office/word/2010/wordprocessingShape" mc:Ignorable="w14 w15 w16se w16cid w16 w16cex w16sdtdh w16sdtfl w16du wp14">
   <w:abstractNum w:abstractNumId="0" w15:restartNumberingAfterBreak="0">
-    <w:nsid w:val="69A95876"/>
+    <w:nsid w:val="60427DB6"/>
     <w:multiLevelType w:val="hybridMultilevel"/>
-    <w:tmpl w:val="AC8E4608"/>
-    <w:lvl w:ilvl="0" w:tplc="929C0F48">
+    <w:tmpl w:val="BB089F5A"/>
+    <w:lvl w:ilvl="0" w:tplc="B86694E0">
       <w:start w:val="1"/>
-      <w:numFmt w:val="decimal"/>
-      <w:lvlText w:val="%1，"/>
+      <w:numFmt w:val="japaneseCounting"/>
+      <w:lvlText w:val="%1、"/>
       <w:lvlJc w:val="left"/>
       <w:pPr>
-        <w:ind w:left="360" w:hanging="360"/>
+        <w:ind w:left="440" w:hanging="440"/>
       </w:pPr>
       <w:rPr>
         <w:rFonts w:hint="default"/>
@@ -1269,16 +1365,16 @@
     </w:lvl>
   </w:abstractNum>
   <w:abstractNum w:abstractNumId="1" w15:restartNumberingAfterBreak="0">
-    <w:nsid w:val="6A231DCB"/>
+    <w:nsid w:val="69A95876"/>
     <w:multiLevelType w:val="hybridMultilevel"/>
-    <w:tmpl w:val="4634C0D0"/>
-    <w:lvl w:ilvl="0" w:tplc="C0DEA354">
+    <w:tmpl w:val="AC8E4608"/>
+    <w:lvl w:ilvl="0" w:tplc="929C0F48">
       <w:start w:val="1"/>
-      <w:numFmt w:val="japaneseCounting"/>
-      <w:lvlText w:val="%1．"/>
+      <w:numFmt w:val="decimal"/>
+      <w:lvlText w:val="%1，"/>
       <w:lvlJc w:val="left"/>
       <w:pPr>
-        <w:ind w:left="440" w:hanging="440"/>
+        <w:ind w:left="360" w:hanging="360"/>
       </w:pPr>
       <w:rPr>
         <w:rFonts w:hint="default"/>
@@ -1357,10 +1453,102 @@
       </w:pPr>
     </w:lvl>
   </w:abstractNum>
+  <w:abstractNum w:abstractNumId="2" w15:restartNumberingAfterBreak="0">
+    <w:nsid w:val="6A231DCB"/>
+    <w:multiLevelType w:val="hybridMultilevel"/>
+    <w:tmpl w:val="4634C0D0"/>
+    <w:lvl w:ilvl="0" w:tplc="C0DEA354">
+      <w:start w:val="1"/>
+      <w:numFmt w:val="japaneseCounting"/>
+      <w:lvlText w:val="%1．"/>
+      <w:lvlJc w:val="left"/>
+      <w:pPr>
+        <w:ind w:left="440" w:hanging="440"/>
+      </w:pPr>
+      <w:rPr>
+        <w:rFonts w:hint="default"/>
+      </w:rPr>
+    </w:lvl>
+    <w:lvl w:ilvl="1" w:tplc="04090019" w:tentative="1">
+      <w:start w:val="1"/>
+      <w:numFmt w:val="lowerLetter"/>
+      <w:lvlText w:val="%2)"/>
+      <w:lvlJc w:val="left"/>
+      <w:pPr>
+        <w:ind w:left="880" w:hanging="440"/>
+      </w:pPr>
+    </w:lvl>
+    <w:lvl w:ilvl="2" w:tplc="0409001B" w:tentative="1">
+      <w:start w:val="1"/>
+      <w:numFmt w:val="lowerRoman"/>
+      <w:lvlText w:val="%3."/>
+      <w:lvlJc w:val="right"/>
+      <w:pPr>
+        <w:ind w:left="1320" w:hanging="440"/>
+      </w:pPr>
+    </w:lvl>
+    <w:lvl w:ilvl="3" w:tplc="0409000F" w:tentative="1">
+      <w:start w:val="1"/>
+      <w:numFmt w:val="decimal"/>
+      <w:lvlText w:val="%4."/>
+      <w:lvlJc w:val="left"/>
+      <w:pPr>
+        <w:ind w:left="1760" w:hanging="440"/>
+      </w:pPr>
+    </w:lvl>
+    <w:lvl w:ilvl="4" w:tplc="04090019" w:tentative="1">
+      <w:start w:val="1"/>
+      <w:numFmt w:val="lowerLetter"/>
+      <w:lvlText w:val="%5)"/>
+      <w:lvlJc w:val="left"/>
+      <w:pPr>
+        <w:ind w:left="2200" w:hanging="440"/>
+      </w:pPr>
+    </w:lvl>
+    <w:lvl w:ilvl="5" w:tplc="0409001B" w:tentative="1">
+      <w:start w:val="1"/>
+      <w:numFmt w:val="lowerRoman"/>
+      <w:lvlText w:val="%6."/>
+      <w:lvlJc w:val="right"/>
+      <w:pPr>
+        <w:ind w:left="2640" w:hanging="440"/>
+      </w:pPr>
+    </w:lvl>
+    <w:lvl w:ilvl="6" w:tplc="0409000F" w:tentative="1">
+      <w:start w:val="1"/>
+      <w:numFmt w:val="decimal"/>
+      <w:lvlText w:val="%7."/>
+      <w:lvlJc w:val="left"/>
+      <w:pPr>
+        <w:ind w:left="3080" w:hanging="440"/>
+      </w:pPr>
+    </w:lvl>
+    <w:lvl w:ilvl="7" w:tplc="04090019" w:tentative="1">
+      <w:start w:val="1"/>
+      <w:numFmt w:val="lowerLetter"/>
+      <w:lvlText w:val="%8)"/>
+      <w:lvlJc w:val="left"/>
+      <w:pPr>
+        <w:ind w:left="3520" w:hanging="440"/>
+      </w:pPr>
+    </w:lvl>
+    <w:lvl w:ilvl="8" w:tplc="0409001B" w:tentative="1">
+      <w:start w:val="1"/>
+      <w:numFmt w:val="lowerRoman"/>
+      <w:lvlText w:val="%9."/>
+      <w:lvlJc w:val="right"/>
+      <w:pPr>
+        <w:ind w:left="3960" w:hanging="440"/>
+      </w:pPr>
+    </w:lvl>
+  </w:abstractNum>
   <w:num w:numId="1" w16cid:durableId="1775440548">
+    <w:abstractNumId w:val="2"/>
+  </w:num>
+  <w:num w:numId="2" w16cid:durableId="1389377521">
     <w:abstractNumId w:val="1"/>
   </w:num>
-  <w:num w:numId="2" w16cid:durableId="1389377521">
+  <w:num w:numId="3" w16cid:durableId="1247039478">
     <w:abstractNumId w:val="0"/>
   </w:num>
 </w:numbering>
